--- a/designer/W05 Team Activity - Designer - Copy.docx
+++ b/designer/W05 Team Activity - Designer - Copy.docx
@@ -18,7 +18,7 @@
         <w:rPr>
           <w:rFonts w:ascii="Consolas" w:hAnsi="Consolas"/>
         </w:rPr>
-        <w:t>3</w:t>
+        <w:t>4</w:t>
       </w:r>
       <w:r>
         <w:rPr>
@@ -54,6 +54,114 @@
     <w:p>
       <w:pPr>
         <w:pStyle w:val="ListParagraph"/>
+        <w:ind w:left="1440"/>
+        <w:rPr>
+          <w:rFonts w:ascii="Consolas" w:hAnsi="Consolas"/>
+        </w:rPr>
+      </w:pPr>
+    </w:p>
+    <w:p>
+      <w:pPr>
+        <w:pStyle w:val="ListParagraph"/>
+        <w:numPr>
+          <w:ilvl w:val="0"/>
+          <w:numId w:val="1"/>
+        </w:numPr>
+        <w:rPr>
+          <w:rFonts w:ascii="Consolas" w:hAnsi="Consolas"/>
+        </w:rPr>
+      </w:pPr>
+      <w:r>
+        <w:rPr>
+          <w:rFonts w:ascii="Consolas" w:hAnsi="Consolas"/>
+        </w:rPr>
+        <w:t>What user inputs does it have?</w:t>
+      </w:r>
+    </w:p>
+    <w:p>
+      <w:pPr>
+        <w:pStyle w:val="ListParagraph"/>
+        <w:ind w:left="1440"/>
+        <w:rPr>
+          <w:rFonts w:ascii="Consolas" w:hAnsi="Consolas"/>
+        </w:rPr>
+      </w:pPr>
+    </w:p>
+    <w:p>
+      <w:pPr>
+        <w:pStyle w:val="ListParagraph"/>
+        <w:numPr>
+          <w:ilvl w:val="0"/>
+          <w:numId w:val="1"/>
+        </w:numPr>
+        <w:rPr>
+          <w:rFonts w:ascii="Consolas" w:hAnsi="Consolas"/>
+        </w:rPr>
+      </w:pPr>
+      <w:r>
+        <w:rPr>
+          <w:rFonts w:ascii="Consolas" w:hAnsi="Consolas"/>
+        </w:rPr>
+        <w:t>What output does it produce?</w:t>
+      </w:r>
+    </w:p>
+    <w:p>
+      <w:pPr>
+        <w:pStyle w:val="ListParagraph"/>
+        <w:ind w:left="1440"/>
+        <w:rPr>
+          <w:rFonts w:ascii="Consolas" w:hAnsi="Consolas"/>
+        </w:rPr>
+      </w:pPr>
+    </w:p>
+    <w:p>
+      <w:pPr>
+        <w:pStyle w:val="ListParagraph"/>
+        <w:numPr>
+          <w:ilvl w:val="0"/>
+          <w:numId w:val="1"/>
+        </w:numPr>
+        <w:rPr>
+          <w:rFonts w:ascii="Consolas" w:hAnsi="Consolas"/>
+        </w:rPr>
+      </w:pPr>
+      <w:r>
+        <w:rPr>
+          <w:rFonts w:ascii="Consolas" w:hAnsi="Consolas"/>
+        </w:rPr>
+        <w:t xml:space="preserve">How does the program end? </w:t>
+      </w:r>
+    </w:p>
+    <w:p>
+      <w:pPr>
+        <w:pStyle w:val="ListParagraph"/>
+        <w:ind w:left="1440"/>
+        <w:rPr>
+          <w:rFonts w:ascii="Consolas" w:hAnsi="Consolas"/>
+        </w:rPr>
+      </w:pPr>
+    </w:p>
+    <w:p>
+      <w:pPr>
+        <w:pStyle w:val="ListParagraph"/>
+        <w:numPr>
+          <w:ilvl w:val="0"/>
+          <w:numId w:val="1"/>
+        </w:numPr>
+        <w:rPr>
+          <w:rFonts w:ascii="Consolas" w:hAnsi="Consolas"/>
+        </w:rPr>
+      </w:pPr>
+      <w:r>
+        <w:rPr>
+          <w:rFonts w:ascii="Consolas" w:hAnsi="Consolas"/>
+        </w:rPr>
+        <w:t>What are good candidates for classes in this program?</w:t>
+      </w:r>
+    </w:p>
+    <w:p>
+      <w:pPr>
+        <w:pStyle w:val="ListParagraph"/>
         <w:numPr>
           <w:ilvl w:val="1"/>
           <w:numId w:val="1"/>
@@ -66,7 +174,43 @@
         <w:rPr>
           <w:rFonts w:ascii="Consolas" w:hAnsi="Consolas"/>
         </w:rPr>
-        <w:t>This program displays a scripture, then hides a few words at a time until the complete scripture is hidden to aid in scripture mastery/memorization.</w:t>
+        <w:t>Scripture</w:t>
+      </w:r>
+    </w:p>
+    <w:p>
+      <w:pPr>
+        <w:pStyle w:val="ListParagraph"/>
+        <w:numPr>
+          <w:ilvl w:val="1"/>
+          <w:numId w:val="1"/>
+        </w:numPr>
+        <w:rPr>
+          <w:rFonts w:ascii="Consolas" w:hAnsi="Consolas"/>
+        </w:rPr>
+      </w:pPr>
+      <w:r>
+        <w:rPr>
+          <w:rFonts w:ascii="Consolas" w:hAnsi="Consolas"/>
+        </w:rPr>
+        <w:t>Reference</w:t>
+      </w:r>
+    </w:p>
+    <w:p>
+      <w:pPr>
+        <w:pStyle w:val="ListParagraph"/>
+        <w:numPr>
+          <w:ilvl w:val="1"/>
+          <w:numId w:val="1"/>
+        </w:numPr>
+        <w:rPr>
+          <w:rFonts w:ascii="Consolas" w:hAnsi="Consolas"/>
+        </w:rPr>
+      </w:pPr>
+      <w:r>
+        <w:rPr>
+          <w:rFonts w:ascii="Consolas" w:hAnsi="Consolas"/>
+        </w:rPr>
+        <w:t>Word (?)</w:t>
       </w:r>
     </w:p>
     <w:p>
@@ -93,7 +237,7 @@
         <w:rPr>
           <w:rFonts w:ascii="Consolas" w:hAnsi="Consolas"/>
         </w:rPr>
-        <w:t>What user inputs does it have?</w:t>
+        <w:t>What are the primary responsibilities of each class?</w:t>
       </w:r>
     </w:p>
     <w:p>
@@ -111,7 +255,7 @@
         <w:rPr>
           <w:rFonts w:ascii="Consolas" w:hAnsi="Consolas"/>
         </w:rPr>
-        <w:t>Scripture reference + scripture text</w:t>
+        <w:t>Scripture – Contains the text of the scripture and the reference (book, verse, chapter, etc.)</w:t>
       </w:r>
     </w:p>
     <w:p>
@@ -129,8 +273,42 @@
         <w:rPr>
           <w:rFonts w:ascii="Consolas" w:hAnsi="Consolas"/>
         </w:rPr>
-        <w:t xml:space="preserve">Display, random scripture, etc. </w:t>
-      </w:r>
+        <w:t xml:space="preserve">Reference – Contains the book, verse, chapter, etc. the scripture refers </w:t>
+      </w:r>
+      <w:proofErr w:type="gramStart"/>
+      <w:r>
+        <w:rPr>
+          <w:rFonts w:ascii="Consolas" w:hAnsi="Consolas"/>
+        </w:rPr>
+        <w:t>to</w:t>
+      </w:r>
+      <w:proofErr w:type="gramEnd"/>
+    </w:p>
+    <w:p>
+      <w:pPr>
+        <w:pStyle w:val="ListParagraph"/>
+        <w:numPr>
+          <w:ilvl w:val="1"/>
+          <w:numId w:val="1"/>
+        </w:numPr>
+        <w:rPr>
+          <w:rFonts w:ascii="Consolas" w:hAnsi="Consolas"/>
+        </w:rPr>
+      </w:pPr>
+      <w:r>
+        <w:rPr>
+          <w:rFonts w:ascii="Consolas" w:hAnsi="Consolas"/>
+        </w:rPr>
+        <w:t xml:space="preserve">Word – Contains the word and if it should be shown or </w:t>
+      </w:r>
+      <w:proofErr w:type="gramStart"/>
+      <w:r>
+        <w:rPr>
+          <w:rFonts w:ascii="Consolas" w:hAnsi="Consolas"/>
+        </w:rPr>
+        <w:t>not</w:t>
+      </w:r>
+      <w:proofErr w:type="gramEnd"/>
     </w:p>
     <w:p>
       <w:pPr>
@@ -156,7 +334,21 @@
         <w:rPr>
           <w:rFonts w:ascii="Consolas" w:hAnsi="Consolas"/>
         </w:rPr>
-        <w:t>What output does it produce?</w:t>
+        <w:t xml:space="preserve">What are the behaviors this class will have </w:t>
+      </w:r>
+      <w:proofErr w:type="gramStart"/>
+      <w:r>
+        <w:rPr>
+          <w:rFonts w:ascii="Consolas" w:hAnsi="Consolas"/>
+        </w:rPr>
+        <w:t>in order to</w:t>
+      </w:r>
+      <w:proofErr w:type="gramEnd"/>
+      <w:r>
+        <w:rPr>
+          <w:rFonts w:ascii="Consolas" w:hAnsi="Consolas"/>
+        </w:rPr>
+        <w:t xml:space="preserve"> fulfill its responsibilities? (In other words, what things should this class do?)</w:t>
       </w:r>
     </w:p>
     <w:p>
@@ -174,7 +366,97 @@
         <w:rPr>
           <w:rFonts w:ascii="Consolas" w:hAnsi="Consolas"/>
         </w:rPr>
-        <w:t>The program should show a scripture, and then hide the words of that scripture until the scripture is mastered.</w:t>
+        <w:t xml:space="preserve">Scripture – </w:t>
+      </w:r>
+      <w:proofErr w:type="gramStart"/>
+      <w:r>
+        <w:rPr>
+          <w:rFonts w:ascii="Consolas" w:hAnsi="Consolas"/>
+        </w:rPr>
+        <w:t>Scripture( get</w:t>
+      </w:r>
+      <w:proofErr w:type="gramEnd"/>
+      <w:r>
+        <w:rPr>
+          <w:rFonts w:ascii="Consolas" w:hAnsi="Consolas"/>
+        </w:rPr>
+        <w:t xml:space="preserve">; set;), DisplayScriptures(), SaveScriptures(), </w:t>
+      </w:r>
+      <w:r>
+        <w:rPr>
+          <w:rFonts w:ascii="Consolas" w:hAnsi="Consolas"/>
+        </w:rPr>
+        <w:t>LoadScriptures(),</w:t>
+      </w:r>
+      <w:r>
+        <w:rPr>
+          <w:rFonts w:ascii="Consolas" w:hAnsi="Consolas"/>
+        </w:rPr>
+        <w:t xml:space="preserve"> HideWords(), RevealHiddenWords()</w:t>
+      </w:r>
+    </w:p>
+    <w:p>
+      <w:pPr>
+        <w:pStyle w:val="ListParagraph"/>
+        <w:numPr>
+          <w:ilvl w:val="1"/>
+          <w:numId w:val="1"/>
+        </w:numPr>
+        <w:rPr>
+          <w:rFonts w:ascii="Consolas" w:hAnsi="Consolas"/>
+        </w:rPr>
+      </w:pPr>
+      <w:r>
+        <w:rPr>
+          <w:rFonts w:ascii="Consolas" w:hAnsi="Consolas"/>
+        </w:rPr>
+        <w:t xml:space="preserve">Reference – </w:t>
+      </w:r>
+      <w:proofErr w:type="gramStart"/>
+      <w:r>
+        <w:rPr>
+          <w:rFonts w:ascii="Consolas" w:hAnsi="Consolas"/>
+        </w:rPr>
+        <w:t>Reference( get</w:t>
+      </w:r>
+      <w:proofErr w:type="gramEnd"/>
+      <w:r>
+        <w:rPr>
+          <w:rFonts w:ascii="Consolas" w:hAnsi="Consolas"/>
+        </w:rPr>
+        <w:t>; set; ), DisplayReference(), SaveReference(), LoadReference(), AddReference()</w:t>
+      </w:r>
+    </w:p>
+    <w:p>
+      <w:pPr>
+        <w:pStyle w:val="ListParagraph"/>
+        <w:numPr>
+          <w:ilvl w:val="1"/>
+          <w:numId w:val="1"/>
+        </w:numPr>
+        <w:rPr>
+          <w:rFonts w:ascii="Consolas" w:hAnsi="Consolas"/>
+        </w:rPr>
+      </w:pPr>
+      <w:r>
+        <w:rPr>
+          <w:rFonts w:ascii="Consolas" w:hAnsi="Consolas"/>
+        </w:rPr>
+        <w:t xml:space="preserve">Word – Word </w:t>
+      </w:r>
+      <w:proofErr w:type="gramStart"/>
+      <w:r>
+        <w:rPr>
+          <w:rFonts w:ascii="Consolas" w:hAnsi="Consolas"/>
+        </w:rPr>
+        <w:t>( get</w:t>
+      </w:r>
+      <w:proofErr w:type="gramEnd"/>
+      <w:r>
+        <w:rPr>
+          <w:rFonts w:ascii="Consolas" w:hAnsi="Consolas"/>
+        </w:rPr>
+        <w:t>; set; ), Show(), Hide()</w:t>
       </w:r>
     </w:p>
     <w:p>
@@ -201,7 +483,7 @@
         <w:rPr>
           <w:rFonts w:ascii="Consolas" w:hAnsi="Consolas"/>
         </w:rPr>
-        <w:t xml:space="preserve">How does the program end? </w:t>
+        <w:t>What attributes does this class need to fulfill its behaviors? (In other words, what variables should this class store?) What are the data types of these member variables?</w:t>
       </w:r>
     </w:p>
     <w:p>
@@ -219,7 +501,79 @@
         <w:rPr>
           <w:rFonts w:ascii="Consolas" w:hAnsi="Consolas"/>
         </w:rPr>
-        <w:t>The program can end when the user decides to type “quit” or when all of the words in the scripture become hidden.</w:t>
+        <w:t>Scripture – Reference _reference, List&lt;Word&gt; _words</w:t>
+      </w:r>
+    </w:p>
+    <w:p>
+      <w:pPr>
+        <w:pStyle w:val="ListParagraph"/>
+        <w:numPr>
+          <w:ilvl w:val="1"/>
+          <w:numId w:val="1"/>
+        </w:numPr>
+        <w:rPr>
+          <w:rFonts w:ascii="Consolas" w:hAnsi="Consolas"/>
+        </w:rPr>
+      </w:pPr>
+      <w:r>
+        <w:rPr>
+          <w:rFonts w:ascii="Consolas" w:hAnsi="Consolas"/>
+        </w:rPr>
+        <w:t xml:space="preserve">Reference – string _book, </w:t>
+      </w:r>
+      <w:r>
+        <w:rPr>
+          <w:rFonts w:ascii="Consolas" w:hAnsi="Consolas"/>
+        </w:rPr>
+        <w:t>int</w:t>
+      </w:r>
+      <w:r>
+        <w:rPr>
+          <w:rFonts w:ascii="Consolas" w:hAnsi="Consolas"/>
+        </w:rPr>
+        <w:t xml:space="preserve"> _chapter, </w:t>
+      </w:r>
+      <w:r>
+        <w:rPr>
+          <w:rFonts w:ascii="Consolas" w:hAnsi="Consolas"/>
+        </w:rPr>
+        <w:t>int</w:t>
+      </w:r>
+      <w:r>
+        <w:rPr>
+          <w:rFonts w:ascii="Consolas" w:hAnsi="Consolas"/>
+        </w:rPr>
+        <w:t xml:space="preserve"> _firstVerse, </w:t>
+      </w:r>
+      <w:r>
+        <w:rPr>
+          <w:rFonts w:ascii="Consolas" w:hAnsi="Consolas"/>
+        </w:rPr>
+        <w:t>int</w:t>
+      </w:r>
+      <w:r>
+        <w:rPr>
+          <w:rFonts w:ascii="Consolas" w:hAnsi="Consolas"/>
+        </w:rPr>
+        <w:t xml:space="preserve"> _lastVerse</w:t>
+      </w:r>
+    </w:p>
+    <w:p>
+      <w:pPr>
+        <w:pStyle w:val="ListParagraph"/>
+        <w:numPr>
+          <w:ilvl w:val="1"/>
+          <w:numId w:val="1"/>
+        </w:numPr>
+        <w:rPr>
+          <w:rFonts w:ascii="Consolas" w:hAnsi="Consolas"/>
+        </w:rPr>
+      </w:pPr>
+      <w:r>
+        <w:rPr>
+          <w:rFonts w:ascii="Consolas" w:hAnsi="Consolas"/>
+        </w:rPr>
+        <w:t>Word – string _word, bool _isHidden</w:t>
       </w:r>
     </w:p>
     <w:p>
@@ -246,7 +600,19 @@
         <w:rPr>
           <w:rFonts w:ascii="Consolas" w:hAnsi="Consolas"/>
         </w:rPr>
-        <w:t>What are good candidates for classes in this program?</w:t>
+        <w:t>What constructors should each class have?</w:t>
+      </w:r>
+      <w:r>
+        <w:rPr>
+          <w:rFonts w:ascii="Consolas" w:hAnsi="Consolas"/>
+        </w:rPr>
+        <w:t xml:space="preserve"> </w:t>
+      </w:r>
+      <w:r>
+        <w:rPr>
+          <w:rFonts w:ascii="Consolas" w:hAnsi="Consolas"/>
+        </w:rPr>
+        <w:t>What other work needs to be done to set up these objects?</w:t>
       </w:r>
     </w:p>
     <w:p>
@@ -264,7 +630,27 @@
         <w:rPr>
           <w:rFonts w:ascii="Consolas" w:hAnsi="Consolas"/>
         </w:rPr>
-        <w:t>Scripture</w:t>
+        <w:t xml:space="preserve">Scripture – </w:t>
+      </w:r>
+      <w:proofErr w:type="gramStart"/>
+      <w:r>
+        <w:rPr>
+          <w:rFonts w:ascii="Consolas" w:hAnsi="Consolas"/>
+        </w:rPr>
+        <w:t>Scripture(</w:t>
+      </w:r>
+      <w:proofErr w:type="gramEnd"/>
+      <w:r>
+        <w:rPr>
+          <w:rFonts w:ascii="Consolas" w:hAnsi="Consolas"/>
+        </w:rPr>
+        <w:t>Reference reference, string words</w:t>
+      </w:r>
+      <w:r>
+        <w:rPr>
+          <w:rFonts w:ascii="Consolas" w:hAnsi="Consolas"/>
+        </w:rPr>
+        <w:t>)</w:t>
       </w:r>
     </w:p>
     <w:p>
@@ -282,7 +668,81 @@
         <w:rPr>
           <w:rFonts w:ascii="Consolas" w:hAnsi="Consolas"/>
         </w:rPr>
-        <w:t>Reference</w:t>
+        <w:t xml:space="preserve">Reference – </w:t>
+      </w:r>
+      <w:proofErr w:type="gramStart"/>
+      <w:r>
+        <w:rPr>
+          <w:rFonts w:ascii="Consolas" w:hAnsi="Consolas"/>
+        </w:rPr>
+        <w:t>Reference(</w:t>
+      </w:r>
+      <w:proofErr w:type="gramEnd"/>
+      <w:r>
+        <w:rPr>
+          <w:rFonts w:ascii="Consolas" w:hAnsi="Consolas"/>
+        </w:rPr>
+        <w:t xml:space="preserve">string book, </w:t>
+      </w:r>
+      <w:r>
+        <w:rPr>
+          <w:rFonts w:ascii="Consolas" w:hAnsi="Consolas"/>
+        </w:rPr>
+        <w:t xml:space="preserve">int </w:t>
+      </w:r>
+      <w:r>
+        <w:rPr>
+          <w:rFonts w:ascii="Consolas" w:hAnsi="Consolas"/>
+        </w:rPr>
+        <w:t xml:space="preserve">chapter, </w:t>
+      </w:r>
+      <w:r>
+        <w:rPr>
+          <w:rFonts w:ascii="Consolas" w:hAnsi="Consolas"/>
+        </w:rPr>
+        <w:t>int</w:t>
+      </w:r>
+      <w:r>
+        <w:rPr>
+          <w:rFonts w:ascii="Consolas" w:hAnsi="Consolas"/>
+        </w:rPr>
+        <w:t xml:space="preserve"> verse) (single verse), Reference(string book, </w:t>
+      </w:r>
+      <w:r>
+        <w:rPr>
+          <w:rFonts w:ascii="Consolas" w:hAnsi="Consolas"/>
+        </w:rPr>
+        <w:t>int</w:t>
+      </w:r>
+      <w:r>
+        <w:rPr>
+          <w:rFonts w:ascii="Consolas" w:hAnsi="Consolas"/>
+        </w:rPr>
+        <w:t xml:space="preserve"> chapter, </w:t>
+      </w:r>
+      <w:r>
+        <w:rPr>
+          <w:rFonts w:ascii="Consolas" w:hAnsi="Consolas"/>
+        </w:rPr>
+        <w:t>int</w:t>
+      </w:r>
+      <w:r>
+        <w:rPr>
+          <w:rFonts w:ascii="Consolas" w:hAnsi="Consolas"/>
+        </w:rPr>
+        <w:t xml:space="preserve"> firstVerse, </w:t>
+      </w:r>
+      <w:r>
+        <w:rPr>
+          <w:rFonts w:ascii="Consolas" w:hAnsi="Consolas"/>
+        </w:rPr>
+        <w:t>int</w:t>
+      </w:r>
+      <w:r>
+        <w:rPr>
+          <w:rFonts w:ascii="Consolas" w:hAnsi="Consolas"/>
+        </w:rPr>
+        <w:t xml:space="preserve"> lastVerse) (multi verse)</w:t>
       </w:r>
     </w:p>
     <w:p>
@@ -300,475 +760,21 @@
         <w:rPr>
           <w:rFonts w:ascii="Consolas" w:hAnsi="Consolas"/>
         </w:rPr>
-        <w:t>Word (?)</w:t>
-      </w:r>
-    </w:p>
-    <w:p>
-      <w:pPr>
-        <w:pStyle w:val="ListParagraph"/>
-        <w:ind w:left="1440"/>
-        <w:rPr>
-          <w:rFonts w:ascii="Consolas" w:hAnsi="Consolas"/>
-        </w:rPr>
-      </w:pPr>
-    </w:p>
-    <w:p>
-      <w:pPr>
-        <w:pStyle w:val="ListParagraph"/>
-        <w:numPr>
-          <w:ilvl w:val="0"/>
-          <w:numId w:val="1"/>
-        </w:numPr>
-        <w:rPr>
-          <w:rFonts w:ascii="Consolas" w:hAnsi="Consolas"/>
-        </w:rPr>
-      </w:pPr>
-      <w:r>
-        <w:rPr>
-          <w:rFonts w:ascii="Consolas" w:hAnsi="Consolas"/>
-        </w:rPr>
-        <w:t>What are the primary responsibilities of each class?</w:t>
-      </w:r>
-    </w:p>
-    <w:p>
-      <w:pPr>
-        <w:pStyle w:val="ListParagraph"/>
-        <w:numPr>
-          <w:ilvl w:val="1"/>
-          <w:numId w:val="1"/>
-        </w:numPr>
-        <w:rPr>
-          <w:rFonts w:ascii="Consolas" w:hAnsi="Consolas"/>
-        </w:rPr>
-      </w:pPr>
-      <w:r>
-        <w:rPr>
-          <w:rFonts w:ascii="Consolas" w:hAnsi="Consolas"/>
-        </w:rPr>
-        <w:t>Scripture – Contains the text of the scripture and the reference (book, verse, chapter, etc.)</w:t>
-      </w:r>
-    </w:p>
-    <w:p>
-      <w:pPr>
-        <w:pStyle w:val="ListParagraph"/>
-        <w:numPr>
-          <w:ilvl w:val="1"/>
-          <w:numId w:val="1"/>
-        </w:numPr>
-        <w:rPr>
-          <w:rFonts w:ascii="Consolas" w:hAnsi="Consolas"/>
-        </w:rPr>
-      </w:pPr>
-      <w:r>
-        <w:rPr>
-          <w:rFonts w:ascii="Consolas" w:hAnsi="Consolas"/>
-        </w:rPr>
-        <w:t>Reference – Contains the book, verse, chapter, etc. the scripture refers to</w:t>
-      </w:r>
-    </w:p>
-    <w:p>
-      <w:pPr>
-        <w:pStyle w:val="ListParagraph"/>
-        <w:numPr>
-          <w:ilvl w:val="1"/>
-          <w:numId w:val="1"/>
-        </w:numPr>
-        <w:rPr>
-          <w:rFonts w:ascii="Consolas" w:hAnsi="Consolas"/>
-        </w:rPr>
-      </w:pPr>
-      <w:r>
-        <w:rPr>
-          <w:rFonts w:ascii="Consolas" w:hAnsi="Consolas"/>
-        </w:rPr>
-        <w:t>Word – Contains the word and if it should be shown or not</w:t>
-      </w:r>
-    </w:p>
-    <w:p>
-      <w:pPr>
-        <w:pStyle w:val="ListParagraph"/>
-        <w:ind w:left="1440"/>
-        <w:rPr>
-          <w:rFonts w:ascii="Consolas" w:hAnsi="Consolas"/>
-        </w:rPr>
-      </w:pPr>
-    </w:p>
-    <w:p>
-      <w:pPr>
-        <w:pStyle w:val="ListParagraph"/>
-        <w:numPr>
-          <w:ilvl w:val="0"/>
-          <w:numId w:val="1"/>
-        </w:numPr>
-        <w:rPr>
-          <w:rFonts w:ascii="Consolas" w:hAnsi="Consolas"/>
-        </w:rPr>
-      </w:pPr>
-      <w:r>
-        <w:rPr>
-          <w:rFonts w:ascii="Consolas" w:hAnsi="Consolas"/>
-        </w:rPr>
-        <w:t>What are the behaviors this class will have in order to fulfill its responsibilities? (In other words, what things should this class do?)</w:t>
-      </w:r>
-    </w:p>
-    <w:p>
-      <w:pPr>
-        <w:pStyle w:val="ListParagraph"/>
-        <w:numPr>
-          <w:ilvl w:val="1"/>
-          <w:numId w:val="1"/>
-        </w:numPr>
-        <w:rPr>
-          <w:rFonts w:ascii="Consolas" w:hAnsi="Consolas"/>
-        </w:rPr>
-      </w:pPr>
-      <w:r>
-        <w:rPr>
-          <w:rFonts w:ascii="Consolas" w:hAnsi="Consolas"/>
-        </w:rPr>
-        <w:t xml:space="preserve">Scripture – </w:t>
-      </w:r>
-      <w:r>
-        <w:rPr>
-          <w:rFonts w:ascii="Consolas" w:hAnsi="Consolas"/>
-        </w:rPr>
-        <w:t xml:space="preserve">Scripture( get; set;), DisplayScriptures(), SaveScriptures(), </w:t>
-      </w:r>
-      <w:r>
-        <w:rPr>
-          <w:rFonts w:ascii="Consolas" w:hAnsi="Consolas"/>
-        </w:rPr>
-        <w:t>LoadScriptures(),</w:t>
-      </w:r>
-      <w:r>
-        <w:rPr>
-          <w:rFonts w:ascii="Consolas" w:hAnsi="Consolas"/>
-        </w:rPr>
-        <w:t xml:space="preserve"> HideWords(), RevealHiddenWords()</w:t>
-      </w:r>
-    </w:p>
-    <w:p>
-      <w:pPr>
-        <w:pStyle w:val="ListParagraph"/>
-        <w:numPr>
-          <w:ilvl w:val="1"/>
-          <w:numId w:val="1"/>
-        </w:numPr>
-        <w:rPr>
-          <w:rFonts w:ascii="Consolas" w:hAnsi="Consolas"/>
-        </w:rPr>
-      </w:pPr>
-      <w:r>
-        <w:rPr>
-          <w:rFonts w:ascii="Consolas" w:hAnsi="Consolas"/>
-        </w:rPr>
-        <w:t>Reference – Reference( get; set; ), DisplayReference(), SaveReference(), LoadReference(), AddReference()</w:t>
-      </w:r>
-    </w:p>
-    <w:p>
-      <w:pPr>
-        <w:pStyle w:val="ListParagraph"/>
-        <w:numPr>
-          <w:ilvl w:val="1"/>
-          <w:numId w:val="1"/>
-        </w:numPr>
-        <w:rPr>
-          <w:rFonts w:ascii="Consolas" w:hAnsi="Consolas"/>
-        </w:rPr>
-      </w:pPr>
-      <w:r>
-        <w:rPr>
-          <w:rFonts w:ascii="Consolas" w:hAnsi="Consolas"/>
-        </w:rPr>
-        <w:t>Word – Word ( get; set; ), Show(), Hide()</w:t>
-      </w:r>
-    </w:p>
-    <w:p>
-      <w:pPr>
-        <w:pStyle w:val="ListParagraph"/>
-        <w:ind w:left="1440"/>
-        <w:rPr>
-          <w:rFonts w:ascii="Consolas" w:hAnsi="Consolas"/>
-        </w:rPr>
-      </w:pPr>
-    </w:p>
-    <w:p>
-      <w:pPr>
-        <w:pStyle w:val="ListParagraph"/>
-        <w:numPr>
-          <w:ilvl w:val="0"/>
-          <w:numId w:val="1"/>
-        </w:numPr>
-        <w:rPr>
-          <w:rFonts w:ascii="Consolas" w:hAnsi="Consolas"/>
-        </w:rPr>
-      </w:pPr>
-      <w:r>
-        <w:rPr>
-          <w:rFonts w:ascii="Consolas" w:hAnsi="Consolas"/>
-        </w:rPr>
-        <w:t>What attributes does this class need to fulfill its behaviors? (In other words, what variables should this class store?) What are the data types of these member variables?</w:t>
-      </w:r>
-    </w:p>
-    <w:p>
-      <w:pPr>
-        <w:pStyle w:val="ListParagraph"/>
-        <w:numPr>
-          <w:ilvl w:val="1"/>
-          <w:numId w:val="1"/>
-        </w:numPr>
-        <w:rPr>
-          <w:rFonts w:ascii="Consolas" w:hAnsi="Consolas"/>
-        </w:rPr>
-      </w:pPr>
-      <w:r>
-        <w:rPr>
-          <w:rFonts w:ascii="Consolas" w:hAnsi="Consolas"/>
-        </w:rPr>
-        <w:t>Scripture – Reference _reference, List&lt;Word&gt; _words</w:t>
-      </w:r>
-    </w:p>
-    <w:p>
-      <w:pPr>
-        <w:pStyle w:val="ListParagraph"/>
-        <w:numPr>
-          <w:ilvl w:val="1"/>
-          <w:numId w:val="1"/>
-        </w:numPr>
-        <w:rPr>
-          <w:rFonts w:ascii="Consolas" w:hAnsi="Consolas"/>
-        </w:rPr>
-      </w:pPr>
-      <w:r>
-        <w:rPr>
-          <w:rFonts w:ascii="Consolas" w:hAnsi="Consolas"/>
-        </w:rPr>
-        <w:t xml:space="preserve">Reference – string _book, </w:t>
-      </w:r>
-      <w:r>
-        <w:rPr>
-          <w:rFonts w:ascii="Consolas" w:hAnsi="Consolas"/>
-        </w:rPr>
-        <w:t>int</w:t>
-      </w:r>
-      <w:r>
-        <w:rPr>
-          <w:rFonts w:ascii="Consolas" w:hAnsi="Consolas"/>
-        </w:rPr>
-        <w:t xml:space="preserve"> _chapter</w:t>
-      </w:r>
-      <w:r>
-        <w:rPr>
-          <w:rFonts w:ascii="Consolas" w:hAnsi="Consolas"/>
-        </w:rPr>
-        <w:t xml:space="preserve">, </w:t>
-      </w:r>
-      <w:r>
-        <w:rPr>
-          <w:rFonts w:ascii="Consolas" w:hAnsi="Consolas"/>
-        </w:rPr>
-        <w:t>int</w:t>
-      </w:r>
-      <w:r>
-        <w:rPr>
-          <w:rFonts w:ascii="Consolas" w:hAnsi="Consolas"/>
-        </w:rPr>
-        <w:t xml:space="preserve"> _firstVerse, </w:t>
-      </w:r>
-      <w:r>
-        <w:rPr>
-          <w:rFonts w:ascii="Consolas" w:hAnsi="Consolas"/>
-        </w:rPr>
-        <w:t>int</w:t>
-      </w:r>
-      <w:r>
-        <w:rPr>
-          <w:rFonts w:ascii="Consolas" w:hAnsi="Consolas"/>
-        </w:rPr>
-        <w:t xml:space="preserve"> _lastVerse</w:t>
-      </w:r>
-    </w:p>
-    <w:p>
-      <w:pPr>
-        <w:pStyle w:val="ListParagraph"/>
-        <w:numPr>
-          <w:ilvl w:val="1"/>
-          <w:numId w:val="1"/>
-        </w:numPr>
-        <w:rPr>
-          <w:rFonts w:ascii="Consolas" w:hAnsi="Consolas"/>
-        </w:rPr>
-      </w:pPr>
-      <w:r>
-        <w:rPr>
-          <w:rFonts w:ascii="Consolas" w:hAnsi="Consolas"/>
-        </w:rPr>
-        <w:t>Word – string _word, bool _isHidden</w:t>
-      </w:r>
-    </w:p>
-    <w:p>
-      <w:pPr>
-        <w:pStyle w:val="ListParagraph"/>
-        <w:ind w:left="1440"/>
-        <w:rPr>
-          <w:rFonts w:ascii="Consolas" w:hAnsi="Consolas"/>
-        </w:rPr>
-      </w:pPr>
-    </w:p>
-    <w:p>
-      <w:pPr>
-        <w:pStyle w:val="ListParagraph"/>
-        <w:numPr>
-          <w:ilvl w:val="0"/>
-          <w:numId w:val="1"/>
-        </w:numPr>
-        <w:rPr>
-          <w:rFonts w:ascii="Consolas" w:hAnsi="Consolas"/>
-        </w:rPr>
-      </w:pPr>
-      <w:r>
-        <w:rPr>
-          <w:rFonts w:ascii="Consolas" w:hAnsi="Consolas"/>
-        </w:rPr>
-        <w:t>What constructors should each class have?</w:t>
-      </w:r>
-      <w:r>
-        <w:rPr>
-          <w:rFonts w:ascii="Consolas" w:hAnsi="Consolas"/>
-        </w:rPr>
-        <w:t xml:space="preserve"> </w:t>
-      </w:r>
-      <w:r>
-        <w:rPr>
-          <w:rFonts w:ascii="Consolas" w:hAnsi="Consolas"/>
-        </w:rPr>
-        <w:t>What other work needs to be done to set up these objects?</w:t>
-      </w:r>
-    </w:p>
-    <w:p>
-      <w:pPr>
-        <w:pStyle w:val="ListParagraph"/>
-        <w:numPr>
-          <w:ilvl w:val="1"/>
-          <w:numId w:val="1"/>
-        </w:numPr>
-        <w:rPr>
-          <w:rFonts w:ascii="Consolas" w:hAnsi="Consolas"/>
-        </w:rPr>
-      </w:pPr>
-      <w:r>
-        <w:rPr>
-          <w:rFonts w:ascii="Consolas" w:hAnsi="Consolas"/>
-        </w:rPr>
-        <w:t>Scripture – Scripture(</w:t>
-      </w:r>
-      <w:r>
-        <w:rPr>
-          <w:rFonts w:ascii="Consolas" w:hAnsi="Consolas"/>
-        </w:rPr>
-        <w:t>Reference reference, string words</w:t>
-      </w:r>
-      <w:r>
-        <w:rPr>
-          <w:rFonts w:ascii="Consolas" w:hAnsi="Consolas"/>
-        </w:rPr>
-        <w:t>)</w:t>
-      </w:r>
-    </w:p>
-    <w:p>
-      <w:pPr>
-        <w:pStyle w:val="ListParagraph"/>
-        <w:numPr>
-          <w:ilvl w:val="1"/>
-          <w:numId w:val="1"/>
-        </w:numPr>
-        <w:rPr>
-          <w:rFonts w:ascii="Consolas" w:hAnsi="Consolas"/>
-        </w:rPr>
-      </w:pPr>
-      <w:r>
-        <w:rPr>
-          <w:rFonts w:ascii="Consolas" w:hAnsi="Consolas"/>
-        </w:rPr>
-        <w:t xml:space="preserve">Reference – Reference(string book, </w:t>
-      </w:r>
-      <w:r>
-        <w:rPr>
-          <w:rFonts w:ascii="Consolas" w:hAnsi="Consolas"/>
-        </w:rPr>
-        <w:t xml:space="preserve">int </w:t>
-      </w:r>
-      <w:r>
-        <w:rPr>
-          <w:rFonts w:ascii="Consolas" w:hAnsi="Consolas"/>
-        </w:rPr>
-        <w:t xml:space="preserve">chapter, </w:t>
-      </w:r>
-      <w:r>
-        <w:rPr>
-          <w:rFonts w:ascii="Consolas" w:hAnsi="Consolas"/>
-        </w:rPr>
-        <w:t>int</w:t>
-      </w:r>
-      <w:r>
-        <w:rPr>
-          <w:rFonts w:ascii="Consolas" w:hAnsi="Consolas"/>
-        </w:rPr>
-        <w:t xml:space="preserve"> verse) (single verse), Reference(string book, </w:t>
-      </w:r>
-      <w:r>
-        <w:rPr>
-          <w:rFonts w:ascii="Consolas" w:hAnsi="Consolas"/>
-        </w:rPr>
-        <w:t>int</w:t>
-      </w:r>
-      <w:r>
-        <w:rPr>
-          <w:rFonts w:ascii="Consolas" w:hAnsi="Consolas"/>
-        </w:rPr>
-        <w:t xml:space="preserve"> chapter, </w:t>
-      </w:r>
-      <w:r>
-        <w:rPr>
-          <w:rFonts w:ascii="Consolas" w:hAnsi="Consolas"/>
-        </w:rPr>
-        <w:t>int</w:t>
-      </w:r>
-      <w:r>
-        <w:rPr>
-          <w:rFonts w:ascii="Consolas" w:hAnsi="Consolas"/>
-        </w:rPr>
-        <w:t xml:space="preserve"> firstVerse, </w:t>
-      </w:r>
-      <w:r>
-        <w:rPr>
-          <w:rFonts w:ascii="Consolas" w:hAnsi="Consolas"/>
-        </w:rPr>
-        <w:t>int</w:t>
-      </w:r>
-      <w:r>
-        <w:rPr>
-          <w:rFonts w:ascii="Consolas" w:hAnsi="Consolas"/>
-        </w:rPr>
-        <w:t xml:space="preserve"> lastVerse) (multi verse)</w:t>
-      </w:r>
-    </w:p>
-    <w:p>
-      <w:pPr>
-        <w:pStyle w:val="ListParagraph"/>
-        <w:numPr>
-          <w:ilvl w:val="1"/>
-          <w:numId w:val="1"/>
-        </w:numPr>
-        <w:rPr>
-          <w:rFonts w:ascii="Consolas" w:hAnsi="Consolas"/>
-        </w:rPr>
-      </w:pPr>
-      <w:r>
-        <w:rPr>
-          <w:rFonts w:ascii="Consolas" w:hAnsi="Consolas"/>
-        </w:rPr>
-        <w:t>Word – Word(string word, bool isHidden)</w:t>
+        <w:t xml:space="preserve">Word – </w:t>
+      </w:r>
+      <w:proofErr w:type="gramStart"/>
+      <w:r>
+        <w:rPr>
+          <w:rFonts w:ascii="Consolas" w:hAnsi="Consolas"/>
+        </w:rPr>
+        <w:t>Word(</w:t>
+      </w:r>
+      <w:proofErr w:type="gramEnd"/>
+      <w:r>
+        <w:rPr>
+          <w:rFonts w:ascii="Consolas" w:hAnsi="Consolas"/>
+        </w:rPr>
+        <w:t>string word, bool isHidden)</w:t>
       </w:r>
     </w:p>
     <w:p>
@@ -836,14 +842,43 @@
         <w:rPr>
           <w:rFonts w:ascii="Consolas" w:hAnsi="Consolas"/>
         </w:rPr>
-        <w:t>+ Scripture(</w:t>
-      </w:r>
-      <w:r>
-        <w:rPr>
-          <w:rFonts w:ascii="Consolas" w:hAnsi="Consolas"/>
-        </w:rPr>
-        <w:t>Reference reference, string words</w:t>
-      </w:r>
+        <w:t xml:space="preserve">+ </w:t>
+      </w:r>
+      <w:proofErr w:type="gramStart"/>
+      <w:r>
+        <w:rPr>
+          <w:rFonts w:ascii="Consolas" w:hAnsi="Consolas"/>
+        </w:rPr>
+        <w:t>Scripture(</w:t>
+      </w:r>
+      <w:proofErr w:type="gramEnd"/>
+      <w:r>
+        <w:rPr>
+          <w:rFonts w:ascii="Consolas" w:hAnsi="Consolas"/>
+        </w:rPr>
+        <w:t>Reference reference, string words)</w:t>
+      </w:r>
+    </w:p>
+    <w:p>
+      <w:pPr>
+        <w:rPr>
+          <w:rFonts w:ascii="Consolas" w:hAnsi="Consolas"/>
+        </w:rPr>
+      </w:pPr>
+      <w:r>
+        <w:rPr>
+          <w:rFonts w:ascii="Consolas" w:hAnsi="Consolas"/>
+        </w:rPr>
+        <w:t xml:space="preserve">+ </w:t>
+      </w:r>
+      <w:proofErr w:type="gramStart"/>
+      <w:r>
+        <w:rPr>
+          <w:rFonts w:ascii="Consolas" w:hAnsi="Consolas"/>
+        </w:rPr>
+        <w:t>DisplayScriptures(</w:t>
+      </w:r>
+      <w:proofErr w:type="gramEnd"/>
       <w:r>
         <w:rPr>
           <w:rFonts w:ascii="Consolas" w:hAnsi="Consolas"/>
@@ -861,72 +896,129 @@
         <w:rPr>
           <w:rFonts w:ascii="Consolas" w:hAnsi="Consolas"/>
         </w:rPr>
-        <w:t>+ DisplayScriptures()</w:t>
-      </w:r>
-    </w:p>
-    <w:p>
-      <w:pPr>
-        <w:rPr>
-          <w:rFonts w:ascii="Consolas" w:hAnsi="Consolas"/>
-        </w:rPr>
-      </w:pPr>
-      <w:r>
-        <w:rPr>
-          <w:rFonts w:ascii="Consolas" w:hAnsi="Consolas"/>
-        </w:rPr>
-        <w:t>+ AddScripture()</w:t>
-      </w:r>
-    </w:p>
-    <w:p>
-      <w:pPr>
-        <w:rPr>
-          <w:rFonts w:ascii="Consolas" w:hAnsi="Consolas"/>
-        </w:rPr>
-      </w:pPr>
-      <w:r>
-        <w:rPr>
-          <w:rFonts w:ascii="Consolas" w:hAnsi="Consolas"/>
-        </w:rPr>
-        <w:t>+ SaveScriptures()</w:t>
-      </w:r>
-    </w:p>
-    <w:p>
-      <w:pPr>
-        <w:rPr>
-          <w:rFonts w:ascii="Consolas" w:hAnsi="Consolas"/>
-        </w:rPr>
-      </w:pPr>
-      <w:r>
-        <w:rPr>
-          <w:rFonts w:ascii="Consolas" w:hAnsi="Consolas"/>
-        </w:rPr>
-        <w:t>+ LoadScriptures()</w:t>
-      </w:r>
-    </w:p>
-    <w:p>
-      <w:pPr>
-        <w:rPr>
-          <w:rFonts w:ascii="Consolas" w:hAnsi="Consolas"/>
-        </w:rPr>
-      </w:pPr>
-      <w:r>
-        <w:rPr>
-          <w:rFonts w:ascii="Consolas" w:hAnsi="Consolas"/>
-        </w:rPr>
-        <w:t>+ HideWords()</w:t>
-      </w:r>
-    </w:p>
-    <w:p>
-      <w:pPr>
-        <w:rPr>
-          <w:rFonts w:ascii="Consolas" w:hAnsi="Consolas"/>
-        </w:rPr>
-      </w:pPr>
-      <w:r>
-        <w:rPr>
-          <w:rFonts w:ascii="Consolas" w:hAnsi="Consolas"/>
-        </w:rPr>
-        <w:t>+ RevealHiddenWords()</w:t>
+        <w:t xml:space="preserve">+ </w:t>
+      </w:r>
+      <w:proofErr w:type="gramStart"/>
+      <w:r>
+        <w:rPr>
+          <w:rFonts w:ascii="Consolas" w:hAnsi="Consolas"/>
+        </w:rPr>
+        <w:t>AddScripture(</w:t>
+      </w:r>
+      <w:proofErr w:type="gramEnd"/>
+      <w:r>
+        <w:rPr>
+          <w:rFonts w:ascii="Consolas" w:hAnsi="Consolas"/>
+        </w:rPr>
+        <w:t>)</w:t>
+      </w:r>
+    </w:p>
+    <w:p>
+      <w:pPr>
+        <w:rPr>
+          <w:rFonts w:ascii="Consolas" w:hAnsi="Consolas"/>
+        </w:rPr>
+      </w:pPr>
+      <w:r>
+        <w:rPr>
+          <w:rFonts w:ascii="Consolas" w:hAnsi="Consolas"/>
+        </w:rPr>
+        <w:t xml:space="preserve">+ </w:t>
+      </w:r>
+      <w:proofErr w:type="gramStart"/>
+      <w:r>
+        <w:rPr>
+          <w:rFonts w:ascii="Consolas" w:hAnsi="Consolas"/>
+        </w:rPr>
+        <w:t>SaveScriptures(</w:t>
+      </w:r>
+      <w:proofErr w:type="gramEnd"/>
+      <w:r>
+        <w:rPr>
+          <w:rFonts w:ascii="Consolas" w:hAnsi="Consolas"/>
+        </w:rPr>
+        <w:t>)</w:t>
+      </w:r>
+    </w:p>
+    <w:p>
+      <w:pPr>
+        <w:rPr>
+          <w:rFonts w:ascii="Consolas" w:hAnsi="Consolas"/>
+        </w:rPr>
+      </w:pPr>
+      <w:r>
+        <w:rPr>
+          <w:rFonts w:ascii="Consolas" w:hAnsi="Consolas"/>
+        </w:rPr>
+        <w:t xml:space="preserve">+ </w:t>
+      </w:r>
+      <w:proofErr w:type="gramStart"/>
+      <w:r>
+        <w:rPr>
+          <w:rFonts w:ascii="Consolas" w:hAnsi="Consolas"/>
+        </w:rPr>
+        <w:t>LoadScriptures(</w:t>
+      </w:r>
+      <w:proofErr w:type="gramEnd"/>
+      <w:r>
+        <w:rPr>
+          <w:rFonts w:ascii="Consolas" w:hAnsi="Consolas"/>
+        </w:rPr>
+        <w:t>)</w:t>
+      </w:r>
+    </w:p>
+    <w:p>
+      <w:pPr>
+        <w:rPr>
+          <w:rFonts w:ascii="Consolas" w:hAnsi="Consolas"/>
+        </w:rPr>
+      </w:pPr>
+      <w:r>
+        <w:rPr>
+          <w:rFonts w:ascii="Consolas" w:hAnsi="Consolas"/>
+        </w:rPr>
+        <w:t xml:space="preserve">+ </w:t>
+      </w:r>
+      <w:proofErr w:type="gramStart"/>
+      <w:r>
+        <w:rPr>
+          <w:rFonts w:ascii="Consolas" w:hAnsi="Consolas"/>
+        </w:rPr>
+        <w:t>HideWords(</w:t>
+      </w:r>
+      <w:proofErr w:type="gramEnd"/>
+      <w:r>
+        <w:rPr>
+          <w:rFonts w:ascii="Consolas" w:hAnsi="Consolas"/>
+        </w:rPr>
+        <w:t>)</w:t>
+      </w:r>
+    </w:p>
+    <w:p>
+      <w:pPr>
+        <w:rPr>
+          <w:rFonts w:ascii="Consolas" w:hAnsi="Consolas"/>
+        </w:rPr>
+      </w:pPr>
+      <w:r>
+        <w:rPr>
+          <w:rFonts w:ascii="Consolas" w:hAnsi="Consolas"/>
+        </w:rPr>
+        <w:t xml:space="preserve">+ </w:t>
+      </w:r>
+      <w:proofErr w:type="gramStart"/>
+      <w:r>
+        <w:rPr>
+          <w:rFonts w:ascii="Consolas" w:hAnsi="Consolas"/>
+        </w:rPr>
+        <w:t>RevealHiddenWords(</w:t>
+      </w:r>
+      <w:proofErr w:type="gramEnd"/>
+      <w:r>
+        <w:rPr>
+          <w:rFonts w:ascii="Consolas" w:hAnsi="Consolas"/>
+        </w:rPr>
+        <w:t>)</w:t>
       </w:r>
     </w:p>
     <w:p>
@@ -1030,14 +1122,70 @@
         <w:rPr>
           <w:rFonts w:ascii="Consolas" w:hAnsi="Consolas"/>
         </w:rPr>
-        <w:t>+ Reference(</w:t>
-      </w:r>
-      <w:r>
-        <w:rPr>
-          <w:rFonts w:ascii="Consolas" w:hAnsi="Consolas"/>
-        </w:rPr>
-        <w:t>string book, int chapter, int verse</w:t>
-      </w:r>
+        <w:t xml:space="preserve">+ </w:t>
+      </w:r>
+      <w:proofErr w:type="gramStart"/>
+      <w:r>
+        <w:rPr>
+          <w:rFonts w:ascii="Consolas" w:hAnsi="Consolas"/>
+        </w:rPr>
+        <w:t>Reference(</w:t>
+      </w:r>
+      <w:proofErr w:type="gramEnd"/>
+      <w:r>
+        <w:rPr>
+          <w:rFonts w:ascii="Consolas" w:hAnsi="Consolas"/>
+        </w:rPr>
+        <w:t>string book, int chapter, int verse)</w:t>
+      </w:r>
+    </w:p>
+    <w:p>
+      <w:pPr>
+        <w:rPr>
+          <w:rFonts w:ascii="Consolas" w:hAnsi="Consolas"/>
+        </w:rPr>
+      </w:pPr>
+      <w:r>
+        <w:rPr>
+          <w:rFonts w:ascii="Consolas" w:hAnsi="Consolas"/>
+        </w:rPr>
+        <w:t xml:space="preserve">+ </w:t>
+      </w:r>
+      <w:proofErr w:type="gramStart"/>
+      <w:r>
+        <w:rPr>
+          <w:rFonts w:ascii="Consolas" w:hAnsi="Consolas"/>
+        </w:rPr>
+        <w:t>Reference(</w:t>
+      </w:r>
+      <w:proofErr w:type="gramEnd"/>
+      <w:r>
+        <w:rPr>
+          <w:rFonts w:ascii="Consolas" w:hAnsi="Consolas"/>
+        </w:rPr>
+        <w:t>string book, int chapter, int firstVerse, int lastVerse)</w:t>
+      </w:r>
+    </w:p>
+    <w:p>
+      <w:pPr>
+        <w:rPr>
+          <w:rFonts w:ascii="Consolas" w:hAnsi="Consolas"/>
+        </w:rPr>
+      </w:pPr>
+      <w:r>
+        <w:rPr>
+          <w:rFonts w:ascii="Consolas" w:hAnsi="Consolas"/>
+        </w:rPr>
+        <w:t xml:space="preserve">+ </w:t>
+      </w:r>
+      <w:proofErr w:type="gramStart"/>
+      <w:r>
+        <w:rPr>
+          <w:rFonts w:ascii="Consolas" w:hAnsi="Consolas"/>
+        </w:rPr>
+        <w:t>DisplayReference(</w:t>
+      </w:r>
+      <w:proofErr w:type="gramEnd"/>
       <w:r>
         <w:rPr>
           <w:rFonts w:ascii="Consolas" w:hAnsi="Consolas"/>
@@ -1055,14 +1203,16 @@
         <w:rPr>
           <w:rFonts w:ascii="Consolas" w:hAnsi="Consolas"/>
         </w:rPr>
-        <w:t>+ Reference(</w:t>
-      </w:r>
-      <w:r>
-        <w:rPr>
-          <w:rFonts w:ascii="Consolas" w:hAnsi="Consolas"/>
-        </w:rPr>
-        <w:t>string book, int chapter, int firstVerse, int lastVerse</w:t>
-      </w:r>
+        <w:t xml:space="preserve">+ </w:t>
+      </w:r>
+      <w:proofErr w:type="gramStart"/>
+      <w:r>
+        <w:rPr>
+          <w:rFonts w:ascii="Consolas" w:hAnsi="Consolas"/>
+        </w:rPr>
+        <w:t>AddReference(</w:t>
+      </w:r>
+      <w:proofErr w:type="gramEnd"/>
       <w:r>
         <w:rPr>
           <w:rFonts w:ascii="Consolas" w:hAnsi="Consolas"/>
@@ -1076,32 +1226,6 @@
           <w:rFonts w:ascii="Consolas" w:hAnsi="Consolas"/>
         </w:rPr>
       </w:pPr>
-      <w:r>
-        <w:rPr>
-          <w:rFonts w:ascii="Consolas" w:hAnsi="Consolas"/>
-        </w:rPr>
-        <w:t>+ DisplayReference()</w:t>
-      </w:r>
-    </w:p>
-    <w:p>
-      <w:pPr>
-        <w:rPr>
-          <w:rFonts w:ascii="Consolas" w:hAnsi="Consolas"/>
-        </w:rPr>
-      </w:pPr>
-      <w:r>
-        <w:rPr>
-          <w:rFonts w:ascii="Consolas" w:hAnsi="Consolas"/>
-        </w:rPr>
-        <w:t>+ AddReference()</w:t>
-      </w:r>
-    </w:p>
-    <w:p>
-      <w:pPr>
-        <w:rPr>
-          <w:rFonts w:ascii="Consolas" w:hAnsi="Consolas"/>
-        </w:rPr>
-      </w:pPr>
     </w:p>
     <w:p>
       <w:pPr>
@@ -1126,7 +1250,6 @@
         <w:rPr>
           <w:rFonts w:ascii="Consolas" w:hAnsi="Consolas"/>
         </w:rPr>
-        <w:lastRenderedPageBreak/>
         <w:t>-</w:t>
       </w:r>
       <w:r>
@@ -1161,37 +1284,73 @@
         </w:rPr>
         <w:t xml:space="preserve">+ </w:t>
       </w:r>
-      <w:r>
-        <w:rPr>
-          <w:rFonts w:ascii="Consolas" w:hAnsi="Consolas"/>
-        </w:rPr>
-        <w:t>Word(string word, bool isHidden)</w:t>
-      </w:r>
-    </w:p>
-    <w:p>
-      <w:pPr>
-        <w:rPr>
-          <w:rFonts w:ascii="Consolas" w:hAnsi="Consolas"/>
-        </w:rPr>
-      </w:pPr>
-      <w:r>
-        <w:rPr>
-          <w:rFonts w:ascii="Consolas" w:hAnsi="Consolas"/>
-        </w:rPr>
-        <w:t>+ Show()</w:t>
-      </w:r>
-    </w:p>
-    <w:p>
-      <w:pPr>
-        <w:rPr>
-          <w:rFonts w:ascii="Consolas" w:hAnsi="Consolas"/>
-        </w:rPr>
-      </w:pPr>
-      <w:r>
-        <w:rPr>
-          <w:rFonts w:ascii="Consolas" w:hAnsi="Consolas"/>
-        </w:rPr>
-        <w:t>+ Hide()</w:t>
+      <w:proofErr w:type="gramStart"/>
+      <w:r>
+        <w:rPr>
+          <w:rFonts w:ascii="Consolas" w:hAnsi="Consolas"/>
+        </w:rPr>
+        <w:t>Word(</w:t>
+      </w:r>
+      <w:proofErr w:type="gramEnd"/>
+      <w:r>
+        <w:rPr>
+          <w:rFonts w:ascii="Consolas" w:hAnsi="Consolas"/>
+        </w:rPr>
+        <w:t>string word, bool isHidden)</w:t>
+      </w:r>
+    </w:p>
+    <w:p>
+      <w:pPr>
+        <w:rPr>
+          <w:rFonts w:ascii="Consolas" w:hAnsi="Consolas"/>
+        </w:rPr>
+      </w:pPr>
+      <w:r>
+        <w:rPr>
+          <w:rFonts w:ascii="Consolas" w:hAnsi="Consolas"/>
+        </w:rPr>
+        <w:t xml:space="preserve">+ </w:t>
+      </w:r>
+      <w:proofErr w:type="gramStart"/>
+      <w:r>
+        <w:rPr>
+          <w:rFonts w:ascii="Consolas" w:hAnsi="Consolas"/>
+        </w:rPr>
+        <w:t>Show(</w:t>
+      </w:r>
+      <w:proofErr w:type="gramEnd"/>
+      <w:r>
+        <w:rPr>
+          <w:rFonts w:ascii="Consolas" w:hAnsi="Consolas"/>
+        </w:rPr>
+        <w:t>)</w:t>
+      </w:r>
+    </w:p>
+    <w:p>
+      <w:pPr>
+        <w:rPr>
+          <w:rFonts w:ascii="Consolas" w:hAnsi="Consolas"/>
+        </w:rPr>
+      </w:pPr>
+      <w:r>
+        <w:rPr>
+          <w:rFonts w:ascii="Consolas" w:hAnsi="Consolas"/>
+        </w:rPr>
+        <w:t xml:space="preserve">+ </w:t>
+      </w:r>
+      <w:proofErr w:type="gramStart"/>
+      <w:r>
+        <w:rPr>
+          <w:rFonts w:ascii="Consolas" w:hAnsi="Consolas"/>
+        </w:rPr>
+        <w:t>Hide(</w:t>
+      </w:r>
+      <w:proofErr w:type="gramEnd"/>
+      <w:r>
+        <w:rPr>
+          <w:rFonts w:ascii="Consolas" w:hAnsi="Consolas"/>
+        </w:rPr>
+        <w:t>)</w:t>
       </w:r>
     </w:p>
     <w:sectPr>
